--- a/dist/chuyen_de_1/14_part1_intro_theory.docx
+++ b/dist/chuyen_de_1/14_part1_intro_theory.docx
@@ -5579,23 +5579,7 @@
         <w:t xml:space="preserve"> </w:t>
       </w:r>
       <w:r>
-        <w:t xml:space="preserve">— tập đoàn lớn có khả năng hấp thụ tariff cost cao hơn (đa thị trường, hedging tài chính, chuỗi cung ứng đa lớp); SME chịu áp lực biên lợi nhuận và phải lựa chọn giữa hấp thụ cost vs chuyển giá khách hàng (NotebookLM, 2026</w:t>
-      </w:r>
-      <w:r>
-        <w:t xml:space="preserve"> </w:t>
-      </w:r>
-      <w:r>
-        <w:rPr>
-          <w:iCs/>
-          <w:i/>
-        </w:rPr>
-        <w:t xml:space="preserve">Tariff Mỹ + Vietnam Macro Deep + Zombie Firms</w:t>
-      </w:r>
-      <w:r>
-        <w:t xml:space="preserve"> </w:t>
-      </w:r>
-      <w:r>
-        <w:t xml:space="preserve">07/05/2026; ADB Vietnam Economic Outlook 2026). Bảy lớp bối cảnh này tác động không đồng đều đến các nhóm nền kinh tế châu Á.</w:t>
+        <w:t xml:space="preserve">— tập đoàn lớn có khả năng hấp thụ tariff cost cao hơn (đa thị trường, hedging tài chính, chuỗi cung ứng đa lớp); SME chịu áp lực biên lợi nhuận và phải lựa chọn giữa hấp thụ cost vs chuyển giá khách hàng (tác giả, ghi chú nội bộ, 2026; ADB Vietnam Economic Outlook 2026). Bảy lớp bối cảnh này tác động không đồng đều đến các nhóm nền kinh tế châu Á.</w:t>
       </w:r>
     </w:p>
     <w:p>
@@ -5716,20 +5700,7 @@
         <w:t xml:space="preserve"> </w:t>
       </w:r>
       <w:r>
-        <w:t xml:space="preserve">(NotebookLM, 2026</w:t>
-      </w:r>
-      <w:r>
-        <w:t xml:space="preserve"> </w:t>
-      </w:r>
-      <w:r>
-        <w:rPr>
-          <w:iCs/>
-          <w:i/>
-        </w:rPr>
-        <w:t xml:space="preserve">Bẫy đo lường số hóa Châu Á</w:t>
-      </w:r>
-      <w:r>
-        <w:t xml:space="preserve">). Ẩn dụ này dẫn vào §2.6 (3 điều kiện cấu trúc của U-curve) và §5.7 (SIDS Pacific case file 16) — nơi điều kiện biên của lý thuyết Lu &amp; Beamish (2004) được thiết lập rõ ràng.</w:t>
+        <w:t xml:space="preserve">(tác giả, ghi chú nội bộ, 2026). Ẩn dụ này dẫn vào §2.6 (3 điều kiện cấu trúc của U-curve) và §5.7 (SIDS Pacific case file 16) — nơi điều kiện biên của lý thuyết Lu &amp; Beamish (2004) được thiết lập rõ ràng.</w:t>
       </w:r>
     </w:p>
     <w:bookmarkEnd w:id="28"/>
@@ -8033,7 +8004,23 @@
         <w:t xml:space="preserve">Về meta-analysis tổng hợp văn liệu I→P cho châu Á</w:t>
       </w:r>
       <w:r>
-        <w:t xml:space="preserve">: Năm phân tích tổng hợp ở Bảng 2.1 đều lấy mẫu chủ yếu từ nghiên cứu về công ty đa quốc gia phương Tây và chưa có trọng tâm châu Á và Thái Bình Dương đặc thù. Đỗ et al. (202X, in preparation — P6) đang tiến hành meta-analysis tổng hợp hệ thống văn liệu I→P cho 47 nền kinh tế châu Á và Thái Bình Dương, dự kiến cung cấp pooled effect sizes để neo thực nghiệm (empirical anchor) cho các giả thuyết H1–H6 trong Chuyên đề 2. CĐ1 hiện sử dụng</w:t>
+        <w:t xml:space="preserve">: Năm phân tích tổng hợp ở Bảng 2.1 đều lấy mẫu chủ yếu từ nghiên cứu về công ty đa quốc gia phương Tây và chưa có trọng tâm châu Á và Thái Bình Dương đặc thù. Đỗ et al. (202X, in preparation — P6) đang tiến hành meta-analysis tổng hợp hệ thống văn liệu I→P cho 47 nền kinh tế châu Á và Thái Bình Dương, dự kiến cung cấp pooled effect sizes để hiệu chỉnh định lượng (quantitative calibration) cho các giả thuyết H1–H6 trong Chuyên đề 2. Trong khi đó,</w:t>
+      </w:r>
+      <w:r>
+        <w:t xml:space="preserve"> </w:t>
+      </w:r>
+      <w:r>
+        <w:rPr>
+          <w:bCs/>
+          <w:b/>
+        </w:rPr>
+        <w:t xml:space="preserve">CĐ1 đã cung cấp bằng chứng sơ bộ về sự tồn tại (existence evidence) của các hiệu ứng phi tuyến và điều tiết thể chế</w:t>
+      </w:r>
+      <w:r>
+        <w:t xml:space="preserve"> </w:t>
+      </w:r>
+      <w:r>
+        <w:t xml:space="preserve">qua phân tích mô tả–chẩn đoán — bao gồm bốn lần đảo dấu hệ số tương quan xuyên phân nhóm con (§6, Hình 6.1) và turning point FSTS tại P3 (Việt Nam, ~49%) và P4 (Singapore, ~85%) — làm nền tảng định hướng cho H1–H6. CĐ1 hiện sử dụng</w:t>
       </w:r>
       <w:r>
         <w:t xml:space="preserve"> </w:t>
@@ -8292,23 +8279,7 @@
         <w:pStyle w:val="FirstParagraph"/>
       </w:pPr>
       <w:r>
-        <w:t xml:space="preserve">NotebookLM podcast 06/05/2026</w:t>
-      </w:r>
-      <w:r>
-        <w:t xml:space="preserve"> </w:t>
-      </w:r>
-      <w:r>
-        <w:rPr>
-          <w:iCs/>
-          <w:i/>
-        </w:rPr>
-        <w:t xml:space="preserve">Bẫy đo lường số hóa Châu Á</w:t>
-      </w:r>
-      <w:r>
-        <w:t xml:space="preserve"> </w:t>
-      </w:r>
-      <w:r>
-        <w:t xml:space="preserve">khuyến nghị: việc nhét khái niệm "chi phí buộc phải quốc tế hóa SIDS Pacific" vào §4.4 file 15 làm mờ ranh giới giữa hai loại điều tiết thể chế — (i) thể chế</w:t>
+        <w:t xml:space="preserve">Phân tích bối cảnh lý thuyết của tác giả (ghi chú nội bộ, 2026) khuyến nghị: việc nhét khái niệm "chi phí buộc phải quốc tế hóa SIDS Pacific" vào §4.4 file 15 làm mờ ranh giới giữa hai loại điều tiết thể chế — (i) thể chế</w:t>
       </w:r>
       <w:r>
         <w:t xml:space="preserve"> </w:t>
@@ -9227,20 +9198,7 @@
         <w:t xml:space="preserve">Tham chiếu</w:t>
       </w:r>
       <w:r>
-        <w:t xml:space="preserve">: Lu &amp; Beamish (2004); Briguglio (1995); Bertram (2006); Bello &amp; Kostova (2012); Cuervo-Cazurra et al. (2018); Banalieva &amp; Dhanaraj (2019); Xu (2024) cho de jure–de facto gap ở trạng thái B; NotebookLM (2026,</w:t>
-      </w:r>
-      <w:r>
-        <w:t xml:space="preserve"> </w:t>
-      </w:r>
-      <w:r>
-        <w:rPr>
-          <w:iCs/>
-          <w:i/>
-        </w:rPr>
-        <w:t xml:space="preserve">Bẫy đo lường số hóa Châu Á</w:t>
-      </w:r>
-      <w:r>
-        <w:t xml:space="preserve">).</w:t>
+        <w:t xml:space="preserve">: Lu &amp; Beamish (2004); Briguglio (1995); Bertram (2006); Bello &amp; Kostova (2012); Cuervo-Cazurra et al. (2018); Banalieva &amp; Dhanaraj (2019); Xu (2024) cho de jure–de facto gap ở trạng thái B.</w:t>
       </w:r>
     </w:p>
     <w:p>
@@ -9358,7 +9316,7 @@
         <w:pStyle w:val="FirstParagraph"/>
       </w:pPr>
       <w:r>
-        <w:t xml:space="preserve">NotebookLM critique 08/05/2026 (đối chiếu hai bản thảo của tác giả: P3 Singapore — Mar et al., 2026,</w:t>
+        <w:t xml:space="preserve">Phân tích đối chiếu của tác giả (ghi chú nội bộ, 2026; P4 Singapore — Mar et al., 2026,</w:t>
       </w:r>
       <w:r>
         <w:t xml:space="preserve"> </w:t>
@@ -9371,7 +9329,7 @@
         <w:t xml:space="preserve">MIR</w:t>
       </w:r>
       <w:r>
-        <w:t xml:space="preserve">; P4 Việt Nam — Đỗ &amp; Phan, 2026 —</w:t>
+        <w:t xml:space="preserve">; P3 Việt Nam — Đỗ &amp; Phan, 2026 —</w:t>
       </w:r>
       <w:r>
         <w:t xml:space="preserve"> </w:t>
@@ -9381,7 +9339,7 @@
           <w:iCs/>
           <w:i/>
         </w:rPr>
-        <w:t xml:space="preserve">APJM</w:t>
+        <w:t xml:space="preserve">JABS</w:t>
       </w:r>
       <w:r>
         <w:t xml:space="preserve">) chỉ ra một construct validity gap quan trọng: DAI đo lường trong cả 2 papers chỉ chạm tầng cơ bản (Tier 1 = website cho Việt Nam; Tier 1+2 = website + e-payment cho Singapore), trong khi lý thuyết về</w:t>
@@ -9868,7 +9826,7 @@
         <w:pStyle w:val="BodyText"/>
       </w:pPr>
       <w:r>
-        <w:t xml:space="preserve">CDCM hợp nhất phát hiện Singapore P3 (Mar et al., 2026) + Việt Nam P4 (Đỗ &amp; Phan, 2026 —</w:t>
+        <w:t xml:space="preserve">CDCM hợp nhất phát hiện Singapore P4 (Mar et al., 2026) + Việt Nam P3 (Đỗ &amp; Phan, 2026 —</w:t>
       </w:r>
       <w:r>
         <w:t xml:space="preserve"> </w:t>
@@ -9878,7 +9836,7 @@
           <w:iCs/>
           <w:i/>
         </w:rPr>
-        <w:t xml:space="preserve">APJM</w:t>
+        <w:t xml:space="preserve">JABS</w:t>
       </w:r>
       <w:r>
         <w:t xml:space="preserve">) thành một khung xuyên quốc gia 3 chiều:</w:t>
@@ -10007,7 +9965,7 @@
           <w:iCs/>
           <w:i/>
         </w:rPr>
-        <w:t xml:space="preserve">APJM</w:t>
+        <w:t xml:space="preserve">JABS</w:t>
       </w:r>
       <w:r>
         <w:t xml:space="preserve">). Singapore —</w:t>
@@ -10100,7 +10058,7 @@
         <w:t xml:space="preserve"> </w:t>
       </w:r>
       <w:r>
-        <w:t xml:space="preserve">(Tier 1+2 multi-component, BREADY 2018+ wave): expected positive coefficient + interaction với FSTS² dương ở Advanced — replication pattern Singapore P3;</w:t>
+        <w:t xml:space="preserve">(Tier 1+2 multi-component, BREADY 2018+ wave): expected positive coefficient + interaction với FSTS² dương ở Advanced — replication pattern Singapore P4;</w:t>
       </w:r>
     </w:p>
     <w:p>
@@ -10156,7 +10114,7 @@
         <w:t xml:space="preserve">Tham chiếu</w:t>
       </w:r>
       <w:r>
-        <w:t xml:space="preserve">: Verhoef et al. (2021); Bharadwaj et al. (2013); Brynjolfsson &amp; McAfee (2014); Mar et al. (2026 — P3 Singapore manuscript,</w:t>
+        <w:t xml:space="preserve">: Verhoef et al. (2021); Bharadwaj et al. (2013); Brynjolfsson &amp; McAfee (2014); Mar et al. (2026 — P4 Singapore manuscript,</w:t>
       </w:r>
       <w:r>
         <w:t xml:space="preserve"> </w:t>
@@ -10172,7 +10130,7 @@
         <w:t xml:space="preserve"> </w:t>
       </w:r>
       <w:r>
-        <w:t xml:space="preserve">under review); Đỗ &amp; Phan (2026 — P4 Việt Nam —</w:t>
+        <w:t xml:space="preserve">under review); Đỗ &amp; Phan (2026 — P3 Việt Nam —</w:t>
       </w:r>
       <w:r>
         <w:t xml:space="preserve"> </w:t>
@@ -10182,20 +10140,7 @@
           <w:iCs/>
           <w:i/>
         </w:rPr>
-        <w:t xml:space="preserve">APJM</w:t>
-      </w:r>
-      <w:r>
-        <w:t xml:space="preserve">); NotebookLM (08/05/2026,</w:t>
-      </w:r>
-      <w:r>
-        <w:t xml:space="preserve"> </w:t>
-      </w:r>
-      <w:r>
-        <w:rPr>
-          <w:iCs/>
-          <w:i/>
-        </w:rPr>
-        <w:t xml:space="preserve">Digital Scaling and Performance in Singapore's Global Firms</w:t>
+        <w:t xml:space="preserve">JABS</w:t>
       </w:r>
       <w:r>
         <w:t xml:space="preserve">); Coase (1937); Williamson (1985); Banalieva &amp; Dhanaraj (2019).</w:t>

--- a/dist/chuyen_de_1/14_part1_intro_theory.docx
+++ b/dist/chuyen_de_1/14_part1_intro_theory.docx
@@ -596,7 +596,7 @@
           <w:bCs/>
           <w:b/>
         </w:rPr>
-        <w:t xml:space="preserve">chi phí buộc phải quốc tế hóa (forced internationalization penalty)</w:t>
+        <w:t xml:space="preserve">gánh nặng quốc tế hóa bắt buộc (forced internationalization penalty)</w:t>
       </w:r>
       <w:r>
         <w:t xml:space="preserve"> </w:t>
@@ -2979,7 +2979,7 @@
           <w:bCs/>
           <w:b/>
         </w:rPr>
-        <w:t xml:space="preserve">Trường hợp biên (boundary case) chi phí buộc phải quốc tế hóa (forced internationalization penalty)</w:t>
+        <w:t xml:space="preserve">Trường hợp biên (boundary case) gánh nặng quốc tế hóa bắt buộc (forced internationalization penalty)</w:t>
       </w:r>
       <w:r>
         <w:t xml:space="preserve"> </w:t>
@@ -3122,7 +3122,7 @@
         <w:t xml:space="preserve"> </w:t>
       </w:r>
       <w:r>
-        <w:t xml:space="preserve">khuyến nghị: việc nhét khái niệm "chi phí buộc phải quốc tế hóa SIDS Pacific" vào §4.4 file 15 làm mờ ranh giới giữa hai loại điều tiết thể chế — (i) thể chế</w:t>
+        <w:t xml:space="preserve">khuyến nghị: việc nhét khái niệm "gánh nặng quốc tế hóa bắt buộc SIDS Pacific" vào §4.4 file 15 làm mờ ranh giới giữa hai loại điều tiết thể chế — (i) thể chế</w:t>
       </w:r>
       <w:r>
         <w:t xml:space="preserve"> </w:t>

--- a/dist/chuyen_de_1/14_part1_intro_theory.docx
+++ b/dist/chuyen_de_1/14_part1_intro_theory.docx
@@ -433,7 +433,7 @@
         <w:t xml:space="preserve"> </w:t>
       </w:r>
       <w:r>
-        <w:t xml:space="preserve">với 6 phân nhóm con (sub-regime) theo khung Biến thiên chế độ thể chế (Institutional Context Regime Variation — ICRV): Advanced đổi mới sáng tạo dẫn dắt (innovation-driven, 5 nước), Advanced tài nguyên dẫn dắt (resource-driven, 5 nước), Upper-middle (6 nước), Emerging (7 nước), Frontier (17 nước), và Quốc đảo nhỏ Thái Bình Dương (Small Island Developing States — SIDS, 7 nước,</w:t>
+        <w:t xml:space="preserve">với 6 phân nhóm con (sub-regime) theo khung Biến thiên chế độ bối cảnh thể chế (Institutional Context Regime Variation — ICRV): Advanced đổi mới sáng tạo dẫn dắt (innovation-driven, 5 nước), Advanced tài nguyên dẫn dắt (resource-driven, 5 nước), Upper-middle (6 nước), Emerging (7 nước), Frontier (17 nước), và Quốc đảo nhỏ Thái Bình Dương (Small Island Developing States — SIDS, 7 nước,</w:t>
       </w:r>
       <w:r>
         <w:t xml:space="preserve"> </w:t>
@@ -4668,7 +4668,7 @@
           <w:bCs/>
           <w:b/>
         </w:rPr>
-        <w:t xml:space="preserve">Mô hình Năng lực số phụ thuộc bối cảnh (Context-Contingent Digital Capability Model — CDCM)</w:t>
+        <w:t xml:space="preserve">Mô hình Áp dụng số và Năng lực phụ thuộc bối cảnh (Context-Contingent Digital-and-Capability Model — CDCM)</w:t>
       </w:r>
       <w:r>
         <w:t xml:space="preserve"> </w:t>

--- a/dist/chuyen_de_1/14_part1_intro_theory.docx
+++ b/dist/chuyen_de_1/14_part1_intro_theory.docx
@@ -4710,7 +4710,7 @@
         <w:t xml:space="preserve">(a) Hình dáng đường cong I-P (Internationalization-Performance)</w:t>
       </w:r>
       <w:r>
-        <w:t xml:space="preserve">: Việt Nam → Inverted-U rõ nét, điểm uốn (TP) ≈ 39-46% FSTS xuyên 3 wave 2009-2023; Lind-Mehlum p&lt;0,013. Singapore → tuyến tính dương + bậc hai nhẹ, TP ≈ 82% FSTS (vùng dữ liệu thưa, 3,2% firms vượt 70% FSTS); Lind-Mehlum p=0,303 KHÔNG xác nhận.</w:t>
+        <w:t xml:space="preserve">: Việt Nam → Inverted-U rõ nét, điểm ngưỡng (TP) ≈ 39-46% FSTS xuyên 3 wave 2009-2023; Lind-Mehlum p&lt;0,013. Singapore → tuyến tính dương + bậc hai nhẹ, TP ≈ 82% FSTS (vùng dữ liệu thưa, 3,2% firms vượt 70% FSTS); Lind-Mehlum p=0,303 KHÔNG xác nhận.</w:t>
       </w:r>
     </w:p>
     <w:p>
@@ -4955,7 +4955,7 @@
         <w:t xml:space="preserve">Hạn chế minh bạch (Limitations)</w:t>
       </w:r>
       <w:r>
-        <w:t xml:space="preserve">: WBES không quan sát Tier 3 (ERP/CRM) và Tier 4 (AI). Đề xuất nghiên cứu tương lai sử dụng panel data đo trực tiếp các hệ thống ERP/AI để xác định ranh giới giữa "đòn bẩy" (lever) và "điểm nghẽn" (bottleneck) của số hóa theo cấp tầng và cường độ xuất khẩu.</w:t>
+        <w:t xml:space="preserve">: WBES không quan sát Tier 3 (ERP/CRM) và Tier 4 (AI). Đề xuất nghiên cứu tương lai sử dụng panel data đo trực tiếp các hệ thống ERP/AI để xác định ranh giới giữa "đòn bẩy" (lever) và "điểm nghẽn" (bottleneck) của số hóa theo cấp tầng và cường độ quốc tế hóa.</w:t>
       </w:r>
     </w:p>
     <w:p>

--- a/dist/chuyen_de_1/14_part1_intro_theory.docx
+++ b/dist/chuyen_de_1/14_part1_intro_theory.docx
@@ -554,7 +554,7 @@
         <w:pStyle w:val="BodyText"/>
       </w:pPr>
       <w:r>
-        <w:t xml:space="preserve">Kết quả cho thấy hiệu quả doanh nghiệp châu Á có</w:t>
+        <w:t xml:space="preserve">Kết quả cho thấy hiệu quả hoạt động kinh doanh châu Á có</w:t>
       </w:r>
       <w:r>
         <w:t xml:space="preserve"> </w:t>
@@ -617,7 +617,7 @@
         <w:t xml:space="preserve">Từ khóa</w:t>
       </w:r>
       <w:r>
-        <w:t xml:space="preserve">: hiệu quả doanh nghiệp; châu Á; WBES; thực trạng; năng suất lao động; doanh nghiệp vừa và nhỏ; phân nhóm con Advanced; trường hợp biên SIDS Thái Bình Dương.</w:t>
+        <w:t xml:space="preserve">: hiệu quả hoạt động kinh doanh; châu Á; WBES; thực trạng; năng suất lao động; doanh nghiệp vừa và nhỏ; phân nhóm con Advanced; trường hợp biên SIDS Thái Bình Dương.</w:t>
       </w:r>
     </w:p>
     <w:p>
@@ -1000,7 +1000,7 @@
         <w:pStyle w:val="BodyText"/>
       </w:pPr>
       <w:r>
-        <w:t xml:space="preserve">Bức tranh hiệu quả doanh nghiệp châu Á 2009–2025 được định hình bởi</w:t>
+        <w:t xml:space="preserve">Bức tranh hiệu quả hoạt động kinh doanh châu Á 2009–2025 được định hình bởi</w:t>
       </w:r>
       <w:r>
         <w:t xml:space="preserve"> </w:t>
@@ -1197,7 +1197,7 @@
         <w:pStyle w:val="BodyText"/>
       </w:pPr>
       <w:r>
-        <w:t xml:space="preserve">Trong bối cảnh đó, hệ thống thông tin về hiệu quả doanh nghiệp châu Á còn phân mảnh. World Bank Enterprise Surveys (WBES) là cơ sở dữ liệu vi mô tin cậy và có tính so sánh xuyên quốc gia tốt nhất hiện có (World Bank Enterprise Surveys, 2025). Đỗ và Phan (2026 — VEFR) đã mở rộng phạm vi WBES đến 17 nền kinh tế châu Á mới nổi với ~40.633 doanh nghiệp, ghi nhận pattern "</w:t>
+        <w:t xml:space="preserve">Trong bối cảnh đó, hệ thống thông tin về hiệu quả hoạt động kinh doanh châu Á còn phân mảnh. World Bank Enterprise Surveys (WBES) là cơ sở dữ liệu vi mô tin cậy và có tính so sánh xuyên quốc gia tốt nhất hiện có (World Bank Enterprise Surveys, 2025). Đỗ và Phan (2026 — VEFR) đã mở rộng phạm vi WBES đến 17 nền kinh tế châu Á mới nổi với ~40.633 doanh nghiệp, ghi nhận pattern "</w:t>
       </w:r>
       <w:r>
         <w:rPr>
@@ -1231,7 +1231,7 @@
         <w:t xml:space="preserve"> </w:t>
       </w:r>
       <w:r>
-        <w:t xml:space="preserve">đa chiều về hiệu quả doanh nghiệp châu Á. Tổng hợp dữ liệu (pool)</w:t>
+        <w:t xml:space="preserve">đa chiều về hiệu quả hoạt động kinh doanh châu Á. Tổng hợp dữ liệu (pool)</w:t>
       </w:r>
       <w:r>
         <w:t xml:space="preserve"> </w:t>
@@ -1428,7 +1428,7 @@
         <w:pStyle w:val="Compact"/>
       </w:pPr>
       <w:r>
-        <w:t xml:space="preserve">Phân tích thực trạng đa chiều hiệu quả doanh nghiệp ở</w:t>
+        <w:t xml:space="preserve">Phân tích thực trạng đa chiều hiệu quả hoạt động kinh doanh ở</w:t>
       </w:r>
       <w:r>
         <w:t xml:space="preserve"> </w:t>
@@ -2364,7 +2364,7 @@
         <w:t xml:space="preserve">)</w:t>
       </w:r>
       <w:r>
-        <w:t xml:space="preserve">: Phương pháp descriptive được dẫn dắt bởi ba cơ chế (mechanisms) qua đó chất lượng thể chế tác động đến hiệu quả doanh nghiệp ở các nền kinh tế mới nổi: (a)</w:t>
+        <w:t xml:space="preserve">: Phương pháp descriptive được dẫn dắt bởi ba cơ chế (mechanisms) qua đó chất lượng thể chế tác động đến hiệu quả hoạt động kinh doanh ở các nền kinh tế mới nổi: (a)</w:t>
       </w:r>
       <w:r>
         <w:t xml:space="preserve"> </w:t>
@@ -2597,7 +2597,7 @@
         <w:t xml:space="preserve"> </w:t>
       </w:r>
       <w:r>
-        <w:t xml:space="preserve">đa chiều cho hiệu quả doanh nghiệp châu Á 2009–2025 — phạm vi rộng nhất trong văn liệu IB hiện hành (Wu et al., 2022 dừng ở 2020; Arte &amp; Larimo, 2022 dừng ở 2019). Việc bao gồm</w:t>
+        <w:t xml:space="preserve">đa chiều cho hiệu quả hoạt động kinh doanh châu Á 2009–2025 — phạm vi rộng nhất trong văn liệu IB hiện hành (Wu et al., 2022 dừng ở 2020; Arte &amp; Larimo, 2022 dừng ở 2019). Việc bao gồm</w:t>
       </w:r>
       <w:r>
         <w:t xml:space="preserve"> </w:t>

--- a/dist/chuyen_de_1/14_part1_intro_theory.docx
+++ b/dist/chuyen_de_1/14_part1_intro_theory.docx
@@ -4707,7 +4707,7 @@
           <w:bCs/>
           <w:b/>
         </w:rPr>
-        <w:t xml:space="preserve">(a) Hình dáng đường cong I-P (Internationalization-Performance)</w:t>
+        <w:t xml:space="preserve">(a) Hình dáng đường cong I–P (Internationalization-Performance)</w:t>
       </w:r>
       <w:r>
         <w:t xml:space="preserve">: Việt Nam → Inverted-U rõ nét, điểm ngưỡng (TP) ≈ 39-46% FSTS xuyên 3 wave 2009-2023; Lind-Mehlum p&lt;0,013. Singapore → tuyến tính dương + bậc hai nhẹ, TP ≈ 82% FSTS (vùng dữ liệu thưa, 3,2% firms vượt 70% FSTS); Lind-Mehlum p=0,303 KHÔNG xác nhận.</w:t>
@@ -4840,7 +4840,7 @@
         <w:t xml:space="preserve"> </w:t>
       </w:r>
       <w:r>
-        <w:t xml:space="preserve">nâng cao productivity floor nhưng KHÔNG điều tiết I-P curve.</w:t>
+        <w:t xml:space="preserve">nâng cao productivity floor nhưng KHÔNG điều tiết I–P curve.</w:t>
       </w:r>
     </w:p>
     <w:p>
